--- a/public/downloads/przykladowa-praca-magisterska-prawo.docx
+++ b/public/downloads/przykladowa-praca-magisterska-prawo.docx
@@ -120,7 +120,7 @@
         <w:t xml:space="preserve">(analiza obowiązujących przepisów, doktryny i orzecznictwa) z przykładową treścią i komentarzami. Niebieskie adnotacje opisują funkcję każdej części — usuń je w swojej pracy. Treść i orzeczenia są ilustracją — zweryfikuj aktualny stan prawny i orzecznictwo. Zwróć uwagę na sposób cytowania aktów i wyroków w przypisach dolnych oraz na osobne wykazy na końcu. Pełne poradniki: praca-magisterska.pl/poradniki/</w:t>
       </w:r>
     </w:p>
-    <w:bookmarkStart w:id="20" w:name="streszczenie"/>
+    <w:bookmarkStart w:id="9" w:name="_streszczenie"/>
     <w:p>
       <w:pPr>
         <w:pStyle w:val="Heading1"/>
@@ -163,8 +163,8 @@
         <w:t xml:space="preserve">[W pracy prawniczej streszczenie wskazuje przedmiot, cel, tezę i metodę oraz typ wniosków (de lege lata / de lege ferenda). Dołącz wersję angielską (Abstract), jeśli wymaga jej uczelnia.]</w:t>
       </w:r>
     </w:p>
-    <w:bookmarkEnd w:id="20"/>
-    <w:bookmarkStart w:id="21" w:name="spis-treści"/>
+    <w:bookmarkEnd w:id="9"/>
+    <w:bookmarkStart w:id="10" w:name="_68349d0c7d64ae346c98bcec9a8185b5790f4f0"/>
     <w:p>
       <w:pPr>
         <w:pStyle w:val="Heading1"/>
@@ -349,8 +349,8 @@
         <w:t xml:space="preserve"> </w:t>
       </w:r>
     </w:p>
-    <w:bookmarkEnd w:id="21"/>
-    <w:bookmarkStart w:id="22" w:name="wstęp"/>
+    <w:bookmarkEnd w:id="10"/>
+    <w:bookmarkStart w:id="11" w:name="_wstęp"/>
     <w:p>
       <w:pPr>
         <w:pStyle w:val="Heading1"/>
@@ -369,10 +369,26 @@
     </w:p>
     <w:p>
       <w:pPr>
+        <w:pStyle w:val="FirstParagraph"/>
+      </w:pPr>
+      <w:r>
+        <w:t xml:space="preserve">Zadośćuczynienie pieniężne za doznaną krzywdę jest jednym z podstawowych instrumentów ochrony dóbr osobistych w prawie cywilnym. W odróżnieniu od odszkodowania, które kompensuje szkodę majątkową, zadośćuczynienie ma naprawić krzywdę, czyli uszczerbek o charakterze niemajątkowym — cierpienia fizyczne i psychiczne. Rosnąca liczba spraw o naruszenie dóbr osobistych czyni tę instytucję jednym z żywiej dyskutowanych zagadnień prawa cywilnego.</w:t>
+      </w:r>
+    </w:p>
+    <w:p>
+      <w:pPr>
+        <w:pStyle w:val="Anno"/>
+      </w:pPr>
+      <w:r>
+        <w:t xml:space="preserve">[Akapit 2 — przedmiot, cel i TEZA pracy. W pracy prawniczej zamiast hipotez stawia się tezę.]</w:t>
+      </w:r>
+    </w:p>
+    <w:p>
+      <w:pPr>
         <w:pStyle w:val="BodyText"/>
       </w:pPr>
       <w:r>
-        <w:t xml:space="preserve">Zadośćuczynienie pieniężne za doznaną krzywdę jest jednym z podstawowych instrumentów ochrony dóbr osobistych w prawie cywilnym. W odróżnieniu od odszkodowania, które kompensuje szkodę majątkową, zadośćuczynienie ma naprawić krzywdę, czyli uszczerbek o charakterze niemajątkowym — cierpienia fizyczne i psychiczne. Rosnąca liczba spraw o naruszenie dóbr osobistych czyni tę instytucję jednym z żywiej dyskutowanych zagadnień prawa cywilnego.</w:t>
+        <w:t xml:space="preserve">Przedmiotem pracy jest analiza przesłanek przyznania zadośćuczynienia oraz kryteriów ustalania jego wysokości. Celem pracy jest ustalenie, w jakim zakresie ustawowe pojęcie „odpowiedniej sumy” jest doprecyzowane przez doktrynę i orzecznictwo. W pracy postawiono tezę, zgodnie z którą kodeksowa formuła pozostawia sądom szeroki margines uznania, którego rzeczywiste granice wyznacza dopiero praktyka orzecznicza.</w:t>
       </w:r>
     </w:p>
     <w:p>
@@ -380,7 +396,7 @@
         <w:pStyle w:val="Anno"/>
       </w:pPr>
       <w:r>
-        <w:t xml:space="preserve">[Akapit 2 — przedmiot, cel i TEZA pracy. W pracy prawniczej zamiast hipotez stawia się tezę.]</w:t>
+        <w:t xml:space="preserve">[Akapit 3 — metoda i struktura. Wskaż metodę badawczą właściwą dla prawa.]</w:t>
       </w:r>
     </w:p>
     <w:p>
@@ -388,27 +404,11 @@
         <w:pStyle w:val="BodyText"/>
       </w:pPr>
       <w:r>
-        <w:t xml:space="preserve">Przedmiotem pracy jest analiza przesłanek przyznania zadośćuczynienia oraz kryteriów ustalania jego wysokości. Celem pracy jest ustalenie, w jakim zakresie ustawowe pojęcie „odpowiedniej sumy” jest doprecyzowane przez doktrynę i orzecznictwo. W pracy postawiono tezę, zgodnie z którą kodeksowa formuła pozostawia sądom szeroki margines uznania, którego rzeczywiste granice wyznacza dopiero praktyka orzecznicza.</w:t>
-      </w:r>
-    </w:p>
-    <w:p>
-      <w:pPr>
-        <w:pStyle w:val="Anno"/>
-      </w:pPr>
-      <w:r>
-        <w:t xml:space="preserve">[Akapit 3 — metoda i struktura. Wskaż metodę badawczą właściwą dla prawa.]</w:t>
-      </w:r>
-    </w:p>
-    <w:p>
-      <w:pPr>
-        <w:pStyle w:val="BodyText"/>
-      </w:pPr>
-      <w:r>
         <w:t xml:space="preserve">W pracy zastosowano metodę dogmatyczno-prawną, polegającą na analizie obowiązujących przepisów, poglądów doktryny i orzecznictwa, uzupełnioną elementami metody analizy orzecznictwa. Praca składa się z trzech rozdziałów: pierwszy wyjaśnia pojęcie krzywdy i funkcje zadośćuczynienia, drugi analizuje przesłanki jego przyznania, a trzeci — kryteria ustalania wysokości. Całość zamykają wnioski de lege lata oraz postulaty de lege ferenda.</w:t>
       </w:r>
     </w:p>
-    <w:bookmarkEnd w:id="22"/>
-    <w:bookmarkStart w:id="27" w:name="X703d024bce9dcbea580f6558f13a793132f6465"/>
+    <w:bookmarkEnd w:id="11"/>
+    <w:bookmarkStart w:id="16" w:name="_703d024bce9dcbea580f6558f13a793132f6465"/>
     <w:p>
       <w:pPr>
         <w:pStyle w:val="Heading1"/>
@@ -417,7 +417,7 @@
         <w:t xml:space="preserve">Rozdział 2. Przesłanki przyznania zadośćuczynienia</w:t>
       </w:r>
     </w:p>
-    <w:bookmarkStart w:id="24" w:name="podstawy-prawne"/>
+    <w:bookmarkStart w:id="13" w:name="_5c18681533342bbacba51d919864a74adceab8d"/>
     <w:p>
       <w:pPr>
         <w:pStyle w:val="Heading2"/>
@@ -437,7 +437,7 @@
         <w:rPr>
           <w:rStyle w:val="FootnoteReference"/>
         </w:rPr>
-        <w:footnoteReference w:id="23"/>
+        <w:footnoteReference w:id="12"/>
       </w:r>
       <w:r>
         <w:t xml:space="preserve"> </w:t>
@@ -454,8 +454,8 @@
         <w:t xml:space="preserve">[Tak wygląda cytowanie aktu prawnego w przypisie dolnym: pełna nazwa, data, publikator (Dz.U.). W tekście używaj skrótu „k.c.” po pierwszym pełnym przywołaniu. Numer artykułu, paragrafu i ustępu podawaj precyzyjnie.]</w:t>
       </w:r>
     </w:p>
-    <w:bookmarkEnd w:id="24"/>
-    <w:bookmarkStart w:id="26" w:name="X762442d74cfb9fc6b0c9d21d535cc93948cd161"/>
+    <w:bookmarkEnd w:id="13"/>
+    <w:bookmarkStart w:id="15" w:name="_762442d74cfb9fc6b0c9d21d535cc93948cd161"/>
     <w:p>
       <w:pPr>
         <w:pStyle w:val="Heading2"/>
@@ -475,7 +475,7 @@
         <w:rPr>
           <w:rStyle w:val="FootnoteReference"/>
         </w:rPr>
-        <w:footnoteReference w:id="25"/>
+        <w:footnoteReference w:id="14"/>
       </w:r>
     </w:p>
     <w:p>
@@ -486,9 +486,9 @@
         <w:t xml:space="preserve">[Cytowanie orzeczenia: rodzaj orzeczenia, sąd, data i sygnatura akt. Orzecznictwo jest w pracy dogmatycznej materiałem badawczym — analizuj je, nie tylko wyliczaj.]</w:t>
       </w:r>
     </w:p>
-    <w:bookmarkEnd w:id="26"/>
-    <w:bookmarkEnd w:id="27"/>
-    <w:bookmarkStart w:id="30" w:name="X289c50850ee01c5aee27a2773e290815d9d7f9e"/>
+    <w:bookmarkEnd w:id="15"/>
+    <w:bookmarkEnd w:id="16"/>
+    <w:bookmarkStart w:id="19" w:name="_289c50850ee01c5aee27a2773e290815d9d7f9e"/>
     <w:p>
       <w:pPr>
         <w:pStyle w:val="Heading1"/>
@@ -497,7 +497,7 @@
         <w:t xml:space="preserve">Rozdział 3. Ustalanie wysokości zadośćuczynienia</w:t>
       </w:r>
     </w:p>
-    <w:bookmarkStart w:id="28" w:name="kryterium-odpowiedniej-sumy"/>
+    <w:bookmarkStart w:id="17" w:name="_1a89522fcc8770ecd63e3e904390704c82eac97"/>
     <w:p>
       <w:pPr>
         <w:pStyle w:val="Heading2"/>
@@ -522,8 +522,8 @@
         <w:t xml:space="preserve">[W rozdziale analitycznym prowadź wywód: przepis → stanowiska doktryny → linia orzecznicza → własna ocena. Każde twierdzenie popieraj przypisem do źródła (komentarz, monografia, glosa, wyrok).]</w:t>
       </w:r>
     </w:p>
-    <w:bookmarkEnd w:id="28"/>
-    <w:bookmarkStart w:id="29" w:name="kryteria-wypracowane-w-orzecznictwie"/>
+    <w:bookmarkEnd w:id="17"/>
+    <w:bookmarkStart w:id="18" w:name="_44abfa30e26b27c78eba0d9b440b1e79d9e608c"/>
     <w:p>
       <w:pPr>
         <w:pStyle w:val="Heading2"/>
@@ -540,9 +540,9 @@
         <w:t xml:space="preserve">W orzecznictwie Sądu Najwyższego utrwalił się katalog kryteriów uwzględnianych przy ustalaniu wysokości zadośćuczynienia: rozmiar i intensywność cierpień, trwałość następstw, wiek poszkodowanego oraz wpływ zdarzenia na jego dotychczasowe życie. Sumę „odpowiednią” rozumie się jako utrzymaną w rozsądnych granicach, odpowiadających aktualnym warunkom i przeciętnej stopie życiowej społeczeństwa.</w:t>
       </w:r>
     </w:p>
-    <w:bookmarkEnd w:id="29"/>
-    <w:bookmarkEnd w:id="30"/>
-    <w:bookmarkStart w:id="31" w:name="X7f5f400039f69b2dedd049eeaa71d6b8ba01ed7"/>
+    <w:bookmarkEnd w:id="18"/>
+    <w:bookmarkEnd w:id="19"/>
+    <w:bookmarkStart w:id="20" w:name="_7f5f400039f69b2dedd049eeaa71d6b8ba01ed7"/>
     <w:p>
       <w:pPr>
         <w:pStyle w:val="Heading1"/>
@@ -561,7 +561,7 @@
     </w:p>
     <w:p>
       <w:pPr>
-        <w:pStyle w:val="BodyText"/>
+        <w:pStyle w:val="FirstParagraph"/>
       </w:pPr>
       <w:r>
         <w:rPr>
@@ -595,8 +595,8 @@
         <w:t xml:space="preserve">Zasadne byłoby rozważenie ustawowego wskazania przykładowego katalogu kryteriów ustalania wysokości zadośćuczynienia, co zwiększyłoby przewidywalność rozstrzygnięć przy zachowaniu sędziowskiego uznania.</w:t>
       </w:r>
     </w:p>
-    <w:bookmarkEnd w:id="31"/>
-    <w:bookmarkStart w:id="32" w:name="wykaz-literatury"/>
+    <w:bookmarkEnd w:id="20"/>
+    <w:bookmarkStart w:id="21" w:name="_6901824936c780f676c83046b50b70faad2eb61"/>
     <w:p>
       <w:pPr>
         <w:pStyle w:val="Heading1"/>
@@ -688,8 +688,8 @@
         <w:t xml:space="preserve">, „Orzecznictwo Sądów Polskich” 2020.</w:t>
       </w:r>
     </w:p>
-    <w:bookmarkEnd w:id="32"/>
-    <w:bookmarkStart w:id="33" w:name="wykaz-aktów-prawnych"/>
+    <w:bookmarkEnd w:id="21"/>
+    <w:bookmarkStart w:id="22" w:name="_86885980629b1312d43ebc87e94c7bd30d48420"/>
     <w:p>
       <w:pPr>
         <w:pStyle w:val="Heading1"/>
@@ -710,8 +710,8 @@
         <w:t xml:space="preserve">Ustawa z dnia 23 kwietnia 1964 r. — Kodeks cywilny (tekst jedn. Dz.U. z 2024 r. poz. 1061 z późn. zm.).</w:t>
       </w:r>
     </w:p>
-    <w:bookmarkEnd w:id="33"/>
-    <w:bookmarkStart w:id="37" w:name="wykaz-orzecznictwa"/>
+    <w:bookmarkEnd w:id="22"/>
+    <w:bookmarkStart w:id="30" w:name="_dff3aef0f68999914475e5a0ce1bafbfa4686e6"/>
     <w:p>
       <w:pPr>
         <w:pStyle w:val="Heading1"/>
@@ -763,7 +763,7 @@
     </w:p>
     <w:p>
       <w:pPr>
-        <w:pStyle w:val="BodyText"/>
+        <w:pStyle w:val="FirstParagraph"/>
       </w:pPr>
       <w:r>
         <w:t xml:space="preserve">Wzór przygotowała redakcja serwisu</w:t>
@@ -791,7 +791,7 @@
           <w:b/>
           <w:bCs/>
         </w:rPr>
-        <w:t xml:space="preserve">Smart-Edu.ai — pierwsza wersja pracy w kilka godzin, nie w kilka miesięcy</w:t>
+        <w:t xml:space="preserve">Ten wzór to szkielet. Tak wygląda praca napisana w całości.</w:t>
       </w:r>
     </w:p>
     <w:p>
@@ -799,21 +799,96 @@
         <w:pStyle w:val="Note"/>
       </w:pPr>
       <w:r>
-        <w:t xml:space="preserve">Podajesz temat, kierunek studiów i wytyczne promotora, a sztuczna inteligencja generuje unikalny, gotowy do edycji tekst: z poprawną strukturą rozdziałów, przypisami i bibliografią. Rejestracja jest darmowa, płacisz wyłącznie za wygenerowany tekst.</w:t>
+        <w:t xml:space="preserve">Kompletne prace magisterskie na konkretnych tematach, z przypisami wskazującymi numer strony w źródle i pełną bibliografią. 59 zł za pracę, PDF + Word, pobierasz od razu po płatności:</w:t>
+      </w:r>
+    </w:p>
+    <w:p>
+      <w:pPr>
+        <w:pStyle w:val="Compact"/>
+        <w:numPr>
+          <w:ilvl w:val="0"/>
+          <w:numId w:val="1004"/>
+        </w:numPr>
+      </w:pPr>
+      <w:hyperlink r:id="rId23">
+        <w:r>
+          <w:rPr>
+            <w:rStyle w:val="Hyperlink"/>
+          </w:rPr>
+          <w:t xml:space="preserve">Odszkodowanie i zadośćuczynienie za błąd medyczny — analiza przesłanek odpowiedzialności i kryteriów ustalania wysokości świadczeń</w:t>
+        </w:r>
+      </w:hyperlink>
+      <w:r>
+        <w:t xml:space="preserve"> </w:t>
+      </w:r>
+      <w:r>
+        <w:t xml:space="preserve">— 48 stron, 86 przypisów</w:t>
+      </w:r>
+    </w:p>
+    <w:p>
+      <w:pPr>
+        <w:pStyle w:val="Compact"/>
+        <w:numPr>
+          <w:ilvl w:val="0"/>
+          <w:numId w:val="1004"/>
+        </w:numPr>
+      </w:pPr>
+      <w:hyperlink r:id="rId24">
+        <w:r>
+          <w:rPr>
+            <w:rStyle w:val="Hyperlink"/>
+          </w:rPr>
+          <w:t xml:space="preserve">Mobbing w miejscu pracy — definicja ustawowa, przesłanki odpowiedzialności pracodawcy i środki ochrony prawnej</w:t>
+        </w:r>
+      </w:hyperlink>
+      <w:r>
+        <w:t xml:space="preserve"> </w:t>
+      </w:r>
+      <w:r>
+        <w:t xml:space="preserve">— 41 stron, 89 przypisów</w:t>
+      </w:r>
+    </w:p>
+    <w:p>
+      <w:pPr>
+        <w:pStyle w:val="Compact"/>
+        <w:numPr>
+          <w:ilvl w:val="0"/>
+          <w:numId w:val="1004"/>
+        </w:numPr>
+      </w:pPr>
+      <w:hyperlink r:id="rId25">
+        <w:r>
+          <w:rPr>
+            <w:rStyle w:val="Hyperlink"/>
+          </w:rPr>
+          <w:t xml:space="preserve">Prawo do ochrony danych osobowych w RODO — prawa podmiotów danych i obowiązki administratorów</w:t>
+        </w:r>
+      </w:hyperlink>
+      <w:r>
+        <w:t xml:space="preserve"> </w:t>
+      </w:r>
+      <w:r>
+        <w:t xml:space="preserve">— 42 strony, 52 przypisy</w:t>
       </w:r>
     </w:p>
     <w:p>
       <w:pPr>
         <w:pStyle w:val="Note"/>
       </w:pPr>
-      <w:hyperlink r:id="rId34">
+      <w:r>
+        <w:t xml:space="preserve">Wszystkie prace z tego kierunku (6):</w:t>
+      </w:r>
+      <w:r>
+        <w:t xml:space="preserve"> </w:t>
+      </w:r>
+      <w:hyperlink r:id="rId26">
         <w:r>
           <w:rPr>
             <w:rStyle w:val="Hyperlink"/>
             <w:b/>
             <w:bCs/>
           </w:rPr>
-          <w:t xml:space="preserve">www.smart-edu.ai/pl/masters-thesis</w:t>
+          <w:t xml:space="preserve">praca-magisterska.pl/prace/prawo/</w:t>
         </w:r>
       </w:hyperlink>
     </w:p>
@@ -822,35 +897,52 @@
         <w:pStyle w:val="BodyText"/>
       </w:pPr>
       <w:r>
-        <w:t xml:space="preserve">Wolisz napisać pracę w pełni samodzielnie? Pomoże Ci ebook</w:t>
-      </w:r>
-      <w:r>
-        <w:t xml:space="preserve"> </w:t>
-      </w:r>
-      <w:r>
-        <w:rPr>
-          <w:b/>
-          <w:bCs/>
-        </w:rPr>
-        <w:t xml:space="preserve">„Jak napisać pracę magisterską. Kompletny przewodnik od A do Z”</w:t>
-      </w:r>
-      <w:r>
-        <w:t xml:space="preserve"> </w:t>
-      </w:r>
-      <w:r>
-        <w:t xml:space="preserve">— 250 stron praktycznych wskazówek, szablonów i checklist, z rozdziałem o etycznym korzystaniu z AI:</w:t>
-      </w:r>
-      <w:r>
-        <w:t xml:space="preserve"> </w:t>
-      </w:r>
-      <w:hyperlink r:id="rId35">
+        <w:t xml:space="preserve">Wolisz napisać pracę samodzielnie? Przewodnik</w:t>
+      </w:r>
+      <w:r>
+        <w:t xml:space="preserve"> </w:t>
+      </w:r>
+      <w:hyperlink r:id="rId27">
+        <w:r>
+          <w:rPr>
+            <w:rStyle w:val="Hyperlink"/>
+            <w:b/>
+            <w:bCs/>
+          </w:rPr>
+          <w:t xml:space="preserve">„Jak napisać pracę magisterską z prawa”</w:t>
+        </w:r>
+      </w:hyperlink>
+      <w:r>
+        <w:t xml:space="preserve"> </w:t>
+      </w:r>
+      <w:r>
+        <w:t xml:space="preserve">prowadzi przez dobór metody, narzędzia, analizę wyników i pisanie kolejnych rozdziałów (49 zł).</w:t>
+      </w:r>
+    </w:p>
+    <w:p>
+      <w:pPr>
+        <w:pStyle w:val="BodyText"/>
+      </w:pPr>
+      <w:r>
+        <w:t xml:space="preserve">Generator</w:t>
+      </w:r>
+      <w:r>
+        <w:t xml:space="preserve"> </w:t>
+      </w:r>
+      <w:hyperlink r:id="rId28">
         <w:r>
           <w:rPr>
             <w:rStyle w:val="Hyperlink"/>
           </w:rPr>
-          <w:t xml:space="preserve">www.praca-magisterska.pl/sklep/praca-magisterska-ebook/</w:t>
+          <w:t xml:space="preserve">Smart-Edu.ai</w:t>
         </w:r>
       </w:hyperlink>
+      <w:r>
+        <w:t xml:space="preserve"> </w:t>
+      </w:r>
+      <w:r>
+        <w:t xml:space="preserve">przygotuje pierwszą wersję tekstu z pomocą sztucznej inteligencji, jeśli wolisz zacząć od szkicu.</w:t>
+      </w:r>
     </w:p>
     <w:p>
       <w:pPr>
@@ -866,7 +958,7 @@
       <w:r>
         <w:t xml:space="preserve"> </w:t>
       </w:r>
-      <w:hyperlink r:id="rId36">
+      <w:hyperlink r:id="rId29">
         <w:r>
           <w:rPr>
             <w:rStyle w:val="Hyperlink"/>
@@ -877,7 +969,7 @@
         </w:r>
       </w:hyperlink>
     </w:p>
-    <w:bookmarkEnd w:id="37"/>
+    <w:bookmarkEnd w:id="30"/>
     <w:sectPr/>
   </w:body>
 </w:document>
@@ -903,7 +995,7 @@
       </w:r>
     </w:p>
   </w:footnote>
-  <w:footnote w:id="23">
+  <w:footnote w:id="12">
     <w:p>
       <w:pPr>
         <w:pStyle w:val="FootnoteText"/>
@@ -922,7 +1014,7 @@
       </w:r>
     </w:p>
   </w:footnote>
-  <w:footnote w:id="25">
+  <w:footnote w:id="14">
     <w:p>
       <w:pPr>
         <w:pStyle w:val="FootnoteText"/>
@@ -1105,6 +1197,109 @@
       <w:pPr>
         <w:ind w:left="6480" w:hanging="360"/>
       </w:pPr>
+    </w:lvl>
+  </w:abstractNum>
+  <w:abstractNum w:abstractNumId="991">
+    <w:nsid w:val="0000A991"/>
+    <w:multiLevelType w:val="multilevel"/>
+    <w:lvl w:ilvl="0">
+      <w:numFmt w:val="bullet"/>
+      <w:lvlText w:val=""/>
+      <w:lvlJc w:val="left"/>
+      <w:pPr>
+        <w:ind w:left="720" w:hanging="360"/>
+      </w:pPr>
+      <w:rPr>
+        <w:rFonts w:ascii="Symbol" w:hAnsi="Symbol" w:cs="Symbol" w:hint="default"/>
+      </w:rPr>
+    </w:lvl>
+    <w:lvl w:ilvl="1">
+      <w:numFmt w:val="bullet"/>
+      <w:lvlText w:val="o"/>
+      <w:lvlJc w:val="left"/>
+      <w:pPr>
+        <w:ind w:left="1440" w:hanging="360"/>
+      </w:pPr>
+      <w:rPr>
+        <w:rFonts w:ascii="Courier New" w:hAnsi="Courier New" w:cs="Courier New" w:hint="default"/>
+      </w:rPr>
+    </w:lvl>
+    <w:lvl w:ilvl="2">
+      <w:numFmt w:val="bullet"/>
+      <w:lvlText w:val=""/>
+      <w:lvlJc w:val="left"/>
+      <w:pPr>
+        <w:ind w:left="2160" w:hanging="360"/>
+      </w:pPr>
+      <w:rPr>
+        <w:rFonts w:ascii="Wingdings" w:hAnsi="Wingdings" w:cs="Wingdings" w:hint="default"/>
+      </w:rPr>
+    </w:lvl>
+    <w:lvl w:ilvl="3">
+      <w:numFmt w:val="bullet"/>
+      <w:lvlText w:val=""/>
+      <w:lvlJc w:val="left"/>
+      <w:pPr>
+        <w:ind w:left="2880" w:hanging="360"/>
+      </w:pPr>
+      <w:rPr>
+        <w:rFonts w:ascii="Symbol" w:hAnsi="Symbol" w:cs="Symbol" w:hint="default"/>
+      </w:rPr>
+    </w:lvl>
+    <w:lvl w:ilvl="4">
+      <w:numFmt w:val="bullet"/>
+      <w:lvlText w:val="o"/>
+      <w:lvlJc w:val="left"/>
+      <w:pPr>
+        <w:ind w:left="3600" w:hanging="360"/>
+      </w:pPr>
+      <w:rPr>
+        <w:rFonts w:ascii="Courier New" w:hAnsi="Courier New" w:cs="Courier New" w:hint="default"/>
+      </w:rPr>
+    </w:lvl>
+    <w:lvl w:ilvl="5">
+      <w:numFmt w:val="bullet"/>
+      <w:lvlText w:val=""/>
+      <w:lvlJc w:val="left"/>
+      <w:pPr>
+        <w:ind w:left="4320" w:hanging="360"/>
+      </w:pPr>
+      <w:rPr>
+        <w:rFonts w:ascii="Wingdings" w:hAnsi="Wingdings" w:cs="Wingdings" w:hint="default"/>
+      </w:rPr>
+    </w:lvl>
+    <w:lvl w:ilvl="6">
+      <w:numFmt w:val="bullet"/>
+      <w:lvlText w:val=""/>
+      <w:lvlJc w:val="left"/>
+      <w:pPr>
+        <w:ind w:left="5040" w:hanging="360"/>
+      </w:pPr>
+      <w:rPr>
+        <w:rFonts w:ascii="Symbol" w:hAnsi="Symbol" w:cs="Symbol" w:hint="default"/>
+      </w:rPr>
+    </w:lvl>
+    <w:lvl w:ilvl="7">
+      <w:numFmt w:val="bullet"/>
+      <w:lvlText w:val="o"/>
+      <w:lvlJc w:val="left"/>
+      <w:pPr>
+        <w:ind w:left="5760" w:hanging="360"/>
+      </w:pPr>
+      <w:rPr>
+        <w:rFonts w:ascii="Courier New" w:hAnsi="Courier New" w:cs="Courier New" w:hint="default"/>
+      </w:rPr>
+    </w:lvl>
+    <w:lvl w:ilvl="8">
+      <w:numFmt w:val="bullet"/>
+      <w:lvlText w:val=""/>
+      <w:lvlJc w:val="left"/>
+      <w:pPr>
+        <w:ind w:left="6480" w:hanging="360"/>
+      </w:pPr>
+      <w:rPr>
+        <w:rFonts w:ascii="Wingdings" w:hAnsi="Wingdings" w:cs="Wingdings" w:hint="default"/>
+      </w:rPr>
     </w:lvl>
   </w:abstractNum>
   <w:num w:numId="1000">
@@ -1199,6 +1394,9 @@
     <w:lvlOverride w:ilvl="8">
       <w:startOverride w:val="1"/>
     </w:lvlOverride>
+  </w:num>
+  <w:num w:numId="1004">
+    <w:abstractNumId w:val="991"/>
   </w:num>
 </w:numbering>
 </file>
